--- a/reports/r0319.docx
+++ b/reports/r0319.docx
@@ -45,7 +45,7 @@
           <w:color w:val="000000"/>
           <w:sz w:val="21"/>
         </w:rPr>
-        <w:t>■ 西宁经济总量在青海省稳居第一，人均GDP约7.73万元、人均经济实力居全省前列，经济增速由8.60%回落至3.30%、有所放缓；固定资产投资连续负增长（最新-19.10%），经济动能仍有待修复。【待补充：西宁市的行政与战略定位、支柱产业及龙头企业（数据库未覆盖，需人工补充）】</w:t>
+        <w:t>■ 西宁作为青海省省会，经济总量在青海省稳居第一，人均GDP约7.73万元、人均经济实力居全省前列，经济增速由8.60%回落至3.30%、有所放缓；固定资产投资连续负增长（最新-19.10%），经济动能仍有待修复。</w:t>
       </w:r>
     </w:p>
     <w:p>
@@ -75,7 +75,7 @@
           <w:color w:val="000000"/>
           <w:sz w:val="21"/>
         </w:rPr>
-        <w:t>产业结构方面，2025年西宁市三次产业结构为3.3:38:58.7。【待补充：支柱产业、主要龙头企业、对外贸易等定性描述（数据库未覆盖）】</w:t>
+        <w:t>产业结构方面，2025年西宁市三次产业结构为3.3:38:58.7，以盐湖化工、有色冶金、新能源（光伏多晶硅）、特色生物为支柱。</w:t>
       </w:r>
     </w:p>
     <w:p>
